--- a/docs/Introduction-to-R,-Season-1.docx
+++ b/docs/Introduction-to-R,-Season-1.docx
@@ -30722,7 +30722,7 @@
         <w:rPr>
           <w:rStyle w:val="VerbatimChar"/>
         </w:rPr>
-        <w:t xml:space="preserve">##  date     2024-03-21                  </w:t>
+        <w:t xml:space="preserve">##  date     2024-03-25                  </w:t>
       </w:r>
       <w:r>
         <w:br/>
